--- a/Docs/研究方案修改对照.docx
+++ b/Docs/研究方案修改对照.docx
@@ -4313,6 +4313,26 @@
     </w:p>
     <w:p>
       <w:pPr>
+        <w:pStyle w:val="Heading3"/>
+      </w:pPr>
+      <w:r>
+        <w:t>时间冲突和同城端点</w:t>
+      </w:r>
+    </w:p>
+    <w:p>
+      <w:pPr/>
+      <w:r>
+        <w:t>时间冲突是后一端已经开始、前一端却还没有结束，也就是终点进入时间早于起点离开时间。例如A市记录到10:00结束，B市记录从09:30开始，时间间隔为-0.5小时。这可能是原始记录时间重叠或时间异常，当前只标记，不自动删除；时间间隔等于0不算冲突。</w:t>
+      </w:r>
+    </w:p>
+    <w:p>
+      <w:pPr/>
+      <w:r>
+        <w:t>同城端点是一条接续记录的起点城市和终点城市相同。例如A市到B市再回A市，会形成一条二级的A市到A市记录。它表示离开后返回同城，不表示一直停留，也不直接等于最终的正式回流口径。</w:t>
+      </w:r>
+    </w:p>
+    <w:p>
+      <w:pPr>
         <w:pStyle w:val="Heading2"/>
         <w:keepNext/>
         <w:spacing w:before="200" w:after="100"/>
@@ -7275,12 +7295,7 @@
         <w:ind w:firstLine="403"/>
       </w:pPr>
       <w:r>
-        <w:rPr>
-          <w:rFonts w:ascii="Arial" w:hAnsi="Arial" w:eastAsia="宋体"/>
-          <w:color w:val="000000"/>
-          <w:sz w:val="21"/>
-        </w:rPr>
-        <w:t>对同一台农机同一年度城市顺序中的任意p小于q生成一条候选接续记录，并按式2至式3计算边级、跨越访问数和衰减权重。当前不按时间间隔、时间冲突、回访、边级或同城端点删除记录。时间间隔和冲突只保留为质量检查字段。</w:t>
+        <w:t>对同一台农机同一年度城市顺序中的任意p小于q生成一条候选接续记录，并按式2至式3计算边级、跨越访问数和衰减权重。当前不按时间间隔、时间冲突、回访、边级或同城端点删除记录。时间冲突指终点进入时间早于起点离开时间；同城端点指起点城市和终点城市相同。两者只作为检查字段保留。</w:t>
       </w:r>
     </w:p>
     <w:p>
